--- a/public/templates/wo-2.docx
+++ b/public/templates/wo-2.docx
@@ -804,7 +804,7 @@
           <w:sz w:val="26"/>
           <w:szCs w:val="26"/>
         </w:rPr>
-        <w:t>All that the “</w:t>
+        <w:t xml:space="preserve">All that the “</w:t>
       </w:r>
       <w:r>
         <w:rPr>
@@ -830,24 +830,24 @@
           <w:sz w:val="26"/>
           <w:szCs w:val="26"/>
         </w:rPr>
-        <w:t>First</w:t>
-      </w:r>
-      <w:r>
-        <w:rPr>
-          <w:rFonts w:ascii="Cambria" w:hAnsi="Cambria"/>
-          <w:sz w:val="26"/>
-          <w:szCs w:val="26"/>
-        </w:rPr>
-        <w:t xml:space="preserve"> </w:t>
-      </w:r>
-      <w:r>
-        <w:rPr>
-          <w:rFonts w:ascii="Cambria" w:hAnsi="Cambria"/>
-          <w:b/>
-          <w:sz w:val="26"/>
-          <w:szCs w:val="26"/>
-        </w:rPr>
-        <w:t>Floor,</w:t>
+        <w:t xml:space="preserve">{p.floor} Floor</w:t>
+      </w:r>
+      <w:r>
+        <w:rPr>
+          <w:rFonts w:ascii="Cambria" w:hAnsi="Cambria"/>
+          <w:sz w:val="26"/>
+          <w:szCs w:val="26"/>
+        </w:rPr>
+        <w:t xml:space="preserve"/>
+      </w:r>
+      <w:r>
+        <w:rPr>
+          <w:rFonts w:ascii="Cambria" w:hAnsi="Cambria"/>
+          <w:b/>
+          <w:sz w:val="26"/>
+          <w:szCs w:val="26"/>
+        </w:rPr>
+        <w:t xml:space="preserve">,</w:t>
       </w:r>
       <w:r>
         <w:rPr>
@@ -864,7 +864,7 @@
           <w:sz w:val="26"/>
           <w:szCs w:val="26"/>
         </w:rPr>
-        <w:t>“{venture.projectName}”</w:t>
+        <w:t xml:space="preserve">“{venture.projectName}”</w:t>
       </w:r>
       <w:r>
         <w:rPr>
@@ -881,7 +881,7 @@
           <w:sz w:val="26"/>
           <w:szCs w:val="26"/>
         </w:rPr>
-        <w:t>{p.plinthArea} Sq.Feet,</w:t>
+        <w:t xml:space="preserve">{p.plinthArea} Sq.Feet,</w:t>
       </w:r>
       <w:r>
         <w:rPr>
@@ -915,7 +915,7 @@
           <w:sz w:val="26"/>
           <w:szCs w:val="26"/>
         </w:rPr>
-        <w:t>62.57</w:t>
+        <w:t xml:space="preserve">{p.undividedShare} Sq.Yards</w:t>
       </w:r>
       <w:r>
         <w:rPr>
@@ -924,16 +924,16 @@
           <w:sz w:val="26"/>
           <w:szCs w:val="26"/>
         </w:rPr>
-        <w:t xml:space="preserve"> </w:t>
-      </w:r>
-      <w:r>
-        <w:rPr>
-          <w:rFonts w:ascii="Cambria" w:hAnsi="Cambria"/>
-          <w:b/>
-          <w:sz w:val="26"/>
-          <w:szCs w:val="26"/>
-        </w:rPr>
-        <w:t>Sq.Yards</w:t>
+        <w:t xml:space="preserve"/>
+      </w:r>
+      <w:r>
+        <w:rPr>
+          <w:rFonts w:ascii="Cambria" w:hAnsi="Cambria"/>
+          <w:b/>
+          <w:sz w:val="26"/>
+          <w:szCs w:val="26"/>
+        </w:rPr>
+        <w:t xml:space="preserve"/>
       </w:r>
       <w:r>
         <w:rPr>
@@ -952,7 +952,7 @@
           <w:szCs w:val="26"/>
           <w:lang w:eastAsia="en-IN"/>
         </w:rPr>
-        <w:t>{venture.totalLandSqYards} Sq.yards)</w:t>
+        <w:t xml:space="preserve">{venture.totalLandSqYards} Sq.yards)</w:t>
       </w:r>
       <w:r>
         <w:rPr>
@@ -981,15 +981,15 @@
           <w:sz w:val="26"/>
           <w:szCs w:val="26"/>
         </w:rPr>
-        <w:t>Open Land</w:t>
-      </w:r>
-      <w:r>
-        <w:rPr>
-          <w:rFonts w:ascii="Cambria" w:hAnsi="Cambria"/>
-          <w:sz w:val="26"/>
-          <w:szCs w:val="26"/>
-        </w:rPr>
-        <w:t>,</w:t>
+        <w:t xml:space="preserve">Open Land</w:t>
+      </w:r>
+      <w:r>
+        <w:rPr>
+          <w:rFonts w:ascii="Cambria" w:hAnsi="Cambria"/>
+          <w:sz w:val="26"/>
+          <w:szCs w:val="26"/>
+        </w:rPr>
+        <w:t xml:space="preserve">,</w:t>
       </w:r>
       <w:r>
         <w:rPr>
@@ -1023,7 +1023,7 @@
           <w:szCs w:val="26"/>
           <w:lang w:eastAsia="en-IN"/>
         </w:rPr>
-        <w:t>Survey Nos.{venture.surveyNos}</w:t>
+        <w:t xml:space="preserve">Survey Nos.{venture.surveyNos}</w:t>
       </w:r>
       <w:r>
         <w:rPr>
@@ -1045,7 +1045,7 @@
           <w:szCs w:val="26"/>
           <w:lang w:eastAsia="en-IN"/>
         </w:rPr>
-        <w:t>{venture.village} VILLAGE &amp; Mandal</w:t>
+        <w:t xml:space="preserve">{venture.village} VILLAGE &amp; Mandal</w:t>
       </w:r>
       <w:r>
         <w:rPr>
@@ -1055,7 +1055,7 @@
           <w:szCs w:val="26"/>
           <w:lang w:eastAsia="en-IN"/>
         </w:rPr>
-        <w:t>, Under {venture.circle} Circle, {venture.district} District, {venture.state}</w:t>
+        <w:t xml:space="preserve">, Under {venture.circle} Circle, {venture.district} District, {venture.state}</w:t>
       </w:r>
       <w:r>
         <w:rPr>
@@ -1064,15 +1064,15 @@
           <w:sz w:val="26"/>
           <w:szCs w:val="26"/>
         </w:rPr>
-        <w:t>”</w:t>
-      </w:r>
-      <w:r>
-        <w:rPr>
-          <w:rFonts w:ascii="Cambria" w:hAnsi="Cambria"/>
-          <w:sz w:val="26"/>
-          <w:szCs w:val="26"/>
-        </w:rPr>
-        <w:t>, and bounded as follows:-</w:t>
+        <w:t xml:space="preserve">”</w:t>
+      </w:r>
+      <w:r>
+        <w:rPr>
+          <w:rFonts w:ascii="Cambria" w:hAnsi="Cambria"/>
+          <w:sz w:val="26"/>
+          <w:szCs w:val="26"/>
+        </w:rPr>
+        <w:t xml:space="preserve">, and bounded as follows:-</w:t>
       </w:r>
     </w:p>
     <w:p>
@@ -2326,7 +2326,7 @@
           <w:sz w:val="26"/>
           <w:szCs w:val="26"/>
         </w:rPr>
-        <w:t>Rs.</w:t>
+        <w:t xml:space="preserve">Rs.</w:t>
       </w:r>
       <w:r>
         <w:rPr>
@@ -2336,7 +2336,7 @@
           <w:sz w:val="26"/>
           <w:szCs w:val="26"/>
         </w:rPr>
-        <w:t>3</w:t>
+        <w:t xml:space="preserve">{p.amountPaid}</w:t>
       </w:r>
       <w:r>
         <w:rPr>
@@ -2346,7 +2346,7 @@
           <w:sz w:val="26"/>
           <w:szCs w:val="26"/>
         </w:rPr>
-        <w:t>,</w:t>
+        <w:t xml:space="preserve"/>
       </w:r>
       <w:r>
         <w:rPr>
@@ -2356,7 +2356,7 @@
           <w:sz w:val="26"/>
           <w:szCs w:val="26"/>
         </w:rPr>
-        <w:t>75</w:t>
+        <w:t xml:space="preserve"/>
       </w:r>
       <w:r>
         <w:rPr>
@@ -2366,7 +2366,7 @@
           <w:sz w:val="26"/>
           <w:szCs w:val="26"/>
         </w:rPr>
-        <w:t xml:space="preserve">,000/- (Rupees </w:t>
+        <w:t xml:space="preserve">/- (Rupees </w:t>
       </w:r>
       <w:r>
         <w:rPr>
@@ -2386,7 +2386,7 @@
           <w:sz w:val="26"/>
           <w:szCs w:val="26"/>
         </w:rPr>
-        <w:t>Lakhs</w:t>
+        <w:t xml:space="preserve">Lakhs</w:t>
       </w:r>
       <w:r>
         <w:rPr>
@@ -2419,7 +2419,7 @@
           <w:sz w:val="26"/>
           <w:szCs w:val="26"/>
         </w:rPr>
-        <w:t>Thousand Only</w:t>
+        <w:t xml:space="preserve">Thousand Only</w:t>
       </w:r>
       <w:r>
         <w:rPr>
@@ -2466,7 +2466,7 @@
           <w:sz w:val="26"/>
           <w:szCs w:val="26"/>
         </w:rPr>
-        <w:t>Rs.</w:t>
+        <w:t xml:space="preserve">Rs.</w:t>
       </w:r>
       <w:r>
         <w:rPr>
@@ -2476,7 +2476,7 @@
           <w:sz w:val="26"/>
           <w:szCs w:val="26"/>
         </w:rPr>
-        <w:t>15</w:t>
+        <w:t xml:space="preserve">{p.balanceAmount}</w:t>
       </w:r>
       <w:r>
         <w:rPr>
@@ -2486,7 +2486,7 @@
           <w:sz w:val="26"/>
           <w:szCs w:val="26"/>
         </w:rPr>
-        <w:t>,0</w:t>
+        <w:t xml:space="preserve"/>
       </w:r>
       <w:r>
         <w:rPr>
@@ -2496,7 +2496,7 @@
           <w:sz w:val="26"/>
           <w:szCs w:val="26"/>
         </w:rPr>
-        <w:t>0</w:t>
+        <w:t xml:space="preserve"/>
       </w:r>
       <w:r>
         <w:rPr>
@@ -2506,7 +2506,7 @@
           <w:sz w:val="26"/>
           <w:szCs w:val="26"/>
         </w:rPr>
-        <w:t xml:space="preserve">,000/- (Rupees </w:t>
+        <w:t xml:space="preserve">/- (Rupees </w:t>
       </w:r>
       <w:r>
         <w:rPr>
@@ -2526,15 +2526,15 @@
           <w:sz w:val="26"/>
           <w:szCs w:val="26"/>
         </w:rPr>
-        <w:t>Lakhs Only)</w:t>
-      </w:r>
-      <w:r>
-        <w:rPr>
-          <w:rFonts w:ascii="Cambria" w:hAnsi="Cambria" w:cs="Times New Roman"/>
-          <w:sz w:val="26"/>
-          <w:szCs w:val="26"/>
-        </w:rPr>
-        <w:t>, at the time of registration.</w:t>
+        <w:t xml:space="preserve">Lakhs Only)</w:t>
+      </w:r>
+      <w:r>
+        <w:rPr>
+          <w:rFonts w:ascii="Cambria" w:hAnsi="Cambria" w:cs="Times New Roman"/>
+          <w:sz w:val="26"/>
+          <w:szCs w:val="26"/>
+        </w:rPr>
+        <w:t xml:space="preserve">, at the time of registration.</w:t>
       </w:r>
     </w:p>
     <w:p>
@@ -2799,7 +2799,7 @@
           <w:sz w:val="26"/>
           <w:szCs w:val="26"/>
         </w:rPr>
-        <w:t>All that the “</w:t>
+        <w:t xml:space="preserve">All that the “</w:t>
       </w:r>
       <w:r>
         <w:rPr>
@@ -2825,24 +2825,24 @@
           <w:sz w:val="26"/>
           <w:szCs w:val="26"/>
         </w:rPr>
-        <w:t>First</w:t>
-      </w:r>
-      <w:r>
-        <w:rPr>
-          <w:rFonts w:ascii="Cambria" w:hAnsi="Cambria"/>
-          <w:sz w:val="26"/>
-          <w:szCs w:val="26"/>
-        </w:rPr>
-        <w:t xml:space="preserve"> </w:t>
-      </w:r>
-      <w:r>
-        <w:rPr>
-          <w:rFonts w:ascii="Cambria" w:hAnsi="Cambria"/>
-          <w:b/>
-          <w:sz w:val="26"/>
-          <w:szCs w:val="26"/>
-        </w:rPr>
-        <w:t>Floor,</w:t>
+        <w:t xml:space="preserve">{p.floor} Floor</w:t>
+      </w:r>
+      <w:r>
+        <w:rPr>
+          <w:rFonts w:ascii="Cambria" w:hAnsi="Cambria"/>
+          <w:sz w:val="26"/>
+          <w:szCs w:val="26"/>
+        </w:rPr>
+        <w:t xml:space="preserve"/>
+      </w:r>
+      <w:r>
+        <w:rPr>
+          <w:rFonts w:ascii="Cambria" w:hAnsi="Cambria"/>
+          <w:b/>
+          <w:sz w:val="26"/>
+          <w:szCs w:val="26"/>
+        </w:rPr>
+        <w:t xml:space="preserve">,</w:t>
       </w:r>
       <w:r>
         <w:rPr>
@@ -2859,7 +2859,7 @@
           <w:sz w:val="26"/>
           <w:szCs w:val="26"/>
         </w:rPr>
-        <w:t>“{venture.projectName}”</w:t>
+        <w:t xml:space="preserve">“{venture.projectName}”</w:t>
       </w:r>
       <w:r>
         <w:rPr>
@@ -2876,7 +2876,7 @@
           <w:sz w:val="26"/>
           <w:szCs w:val="26"/>
         </w:rPr>
-        <w:t>{p.plinthArea} Sq.Feet,</w:t>
+        <w:t xml:space="preserve">{p.plinthArea} Sq.Feet,</w:t>
       </w:r>
       <w:r>
         <w:rPr>
@@ -2910,7 +2910,7 @@
           <w:sz w:val="26"/>
           <w:szCs w:val="26"/>
         </w:rPr>
-        <w:t>62.57</w:t>
+        <w:t xml:space="preserve">{p.undividedShare} Sq.Yards</w:t>
       </w:r>
       <w:r>
         <w:rPr>
@@ -2919,16 +2919,16 @@
           <w:sz w:val="26"/>
           <w:szCs w:val="26"/>
         </w:rPr>
-        <w:t xml:space="preserve"> </w:t>
-      </w:r>
-      <w:r>
-        <w:rPr>
-          <w:rFonts w:ascii="Cambria" w:hAnsi="Cambria"/>
-          <w:b/>
-          <w:sz w:val="26"/>
-          <w:szCs w:val="26"/>
-        </w:rPr>
-        <w:t>Sq.Yards</w:t>
+        <w:t xml:space="preserve"/>
+      </w:r>
+      <w:r>
+        <w:rPr>
+          <w:rFonts w:ascii="Cambria" w:hAnsi="Cambria"/>
+          <w:b/>
+          <w:sz w:val="26"/>
+          <w:szCs w:val="26"/>
+        </w:rPr>
+        <w:t xml:space="preserve"/>
       </w:r>
       <w:r>
         <w:rPr>
@@ -2947,7 +2947,7 @@
           <w:szCs w:val="26"/>
           <w:lang w:eastAsia="en-IN"/>
         </w:rPr>
-        <w:t>{venture.totalLandSqYards} Sq.yards)</w:t>
+        <w:t xml:space="preserve">{venture.totalLandSqYards} Sq.yards)</w:t>
       </w:r>
       <w:r>
         <w:rPr>
@@ -2976,15 +2976,15 @@
           <w:sz w:val="26"/>
           <w:szCs w:val="26"/>
         </w:rPr>
-        <w:t>Open Land</w:t>
-      </w:r>
-      <w:r>
-        <w:rPr>
-          <w:rFonts w:ascii="Cambria" w:hAnsi="Cambria"/>
-          <w:sz w:val="26"/>
-          <w:szCs w:val="26"/>
-        </w:rPr>
-        <w:t>,</w:t>
+        <w:t xml:space="preserve">Open Land</w:t>
+      </w:r>
+      <w:r>
+        <w:rPr>
+          <w:rFonts w:ascii="Cambria" w:hAnsi="Cambria"/>
+          <w:sz w:val="26"/>
+          <w:szCs w:val="26"/>
+        </w:rPr>
+        <w:t xml:space="preserve">,</w:t>
       </w:r>
       <w:r>
         <w:rPr>
@@ -3018,7 +3018,7 @@
           <w:szCs w:val="26"/>
           <w:lang w:eastAsia="en-IN"/>
         </w:rPr>
-        <w:t>Survey Nos.{venture.surveyNos}</w:t>
+        <w:t xml:space="preserve">Survey Nos.{venture.surveyNos}</w:t>
       </w:r>
       <w:r>
         <w:rPr>
@@ -3040,7 +3040,7 @@
           <w:szCs w:val="26"/>
           <w:lang w:eastAsia="en-IN"/>
         </w:rPr>
-        <w:t>{venture.village} VILLAGE &amp; Mandal</w:t>
+        <w:t xml:space="preserve">{venture.village} VILLAGE &amp; Mandal</w:t>
       </w:r>
       <w:r>
         <w:rPr>
@@ -3050,7 +3050,7 @@
           <w:szCs w:val="26"/>
           <w:lang w:eastAsia="en-IN"/>
         </w:rPr>
-        <w:t>, Under {venture.circle} Circle, {venture.district} District, {venture.state}</w:t>
+        <w:t xml:space="preserve">, Under {venture.circle} Circle, {venture.district} District, {venture.state}</w:t>
       </w:r>
       <w:r>
         <w:rPr>
@@ -3059,15 +3059,15 @@
           <w:sz w:val="26"/>
           <w:szCs w:val="26"/>
         </w:rPr>
-        <w:t>”</w:t>
-      </w:r>
-      <w:r>
-        <w:rPr>
-          <w:rFonts w:ascii="Cambria" w:hAnsi="Cambria"/>
-          <w:sz w:val="26"/>
-          <w:szCs w:val="26"/>
-        </w:rPr>
-        <w:t>, and bounded as follows:-</w:t>
+        <w:t xml:space="preserve">”</w:t>
+      </w:r>
+      <w:r>
+        <w:rPr>
+          <w:rFonts w:ascii="Cambria" w:hAnsi="Cambria"/>
+          <w:sz w:val="26"/>
+          <w:szCs w:val="26"/>
+        </w:rPr>
+        <w:t xml:space="preserve">, and bounded as follows:-</w:t>
       </w:r>
     </w:p>
     <w:p>
